--- a/public/word-templates/BilateralAgreement2026_ThirdParty.docx
+++ b/public/word-templates/BilateralAgreement2026_ThirdParty.docx
@@ -82,7 +82,15 @@
                 <w:sz w:val="14"/>
                 <w:szCs w:val="14"/>
               </w:rPr>
-              <w:t>№___________</w:t>
+              <w:t>№</w:t>
+            </w:r>
+            <w:r>
+              <w:rPr>
+                <w:sz w:val="14"/>
+                <w:szCs w:val="14"/>
+                <w:lang w:val="kk-KZ"/>
+              </w:rPr>
+              <w:t xml:space="preserve"> ${case_number}</w:t>
             </w:r>
           </w:p>
           <w:p>
@@ -159,14 +167,63 @@
               <w:rPr>
                 <w:sz w:val="14"/>
                 <w:szCs w:val="14"/>
-              </w:rPr>
-            </w:pPr>
-            <w:r>
-              <w:rPr>
-                <w:sz w:val="14"/>
-                <w:szCs w:val="14"/>
-              </w:rPr>
-              <w:t>ДОГОВОР №___________</w:t>
+                <w:lang w:val="ru-RU"/>
+              </w:rPr>
+            </w:pPr>
+            <w:r>
+              <w:rPr>
+                <w:sz w:val="14"/>
+                <w:szCs w:val="14"/>
+              </w:rPr>
+              <w:t>ДОГОВОР №</w:t>
+            </w:r>
+            <w:r>
+              <w:rPr>
+                <w:sz w:val="14"/>
+                <w:szCs w:val="14"/>
+                <w:lang w:val="ru-RU"/>
+              </w:rPr>
+              <w:t xml:space="preserve"> </w:t>
+            </w:r>
+            <w:r>
+              <w:rPr>
+                <w:sz w:val="14"/>
+                <w:szCs w:val="14"/>
+                <w:lang w:val="ru-RU"/>
+              </w:rPr>
+              <w:t>${</w:t>
+            </w:r>
+            <w:r>
+              <w:rPr>
+                <w:sz w:val="14"/>
+                <w:szCs w:val="14"/>
+                <w:lang w:val="en-US"/>
+              </w:rPr>
+              <w:t>case</w:t>
+            </w:r>
+            <w:r>
+              <w:rPr>
+                <w:sz w:val="14"/>
+                <w:szCs w:val="14"/>
+                <w:lang w:val="ru-RU"/>
+              </w:rPr>
+              <w:t>_</w:t>
+            </w:r>
+            <w:r>
+              <w:rPr>
+                <w:sz w:val="14"/>
+                <w:szCs w:val="14"/>
+                <w:lang w:val="en-US"/>
+              </w:rPr>
+              <w:t>number</w:t>
+            </w:r>
+            <w:r>
+              <w:rPr>
+                <w:sz w:val="14"/>
+                <w:szCs w:val="14"/>
+                <w:lang w:val="ru-RU"/>
+              </w:rPr>
+              <w:t>}</w:t>
             </w:r>
           </w:p>
           <w:p>
@@ -12229,9 +12286,6 @@
           <w:tcPr>
             <w:tcW w:w="5387" w:type="dxa"/>
             <w:gridSpan w:val="3"/>
-            <w:tcBorders>
-              <w:bottom w:val="single" w:sz="4" w:space="0" w:color="auto"/>
-            </w:tcBorders>
           </w:tcPr>
           <w:p>
             <w:pPr>
@@ -12292,9 +12346,6 @@
           <w:tcPr>
             <w:tcW w:w="5528" w:type="dxa"/>
             <w:gridSpan w:val="2"/>
-            <w:tcBorders>
-              <w:bottom w:val="single" w:sz="4" w:space="0" w:color="auto"/>
-            </w:tcBorders>
           </w:tcPr>
           <w:p>
             <w:pPr>
@@ -12350,12 +12401,6 @@
         <w:tc>
           <w:tcPr>
             <w:tcW w:w="2472" w:type="dxa"/>
-            <w:tcBorders>
-              <w:top w:val="single" w:sz="4" w:space="0" w:color="auto"/>
-              <w:left w:val="single" w:sz="4" w:space="0" w:color="auto"/>
-              <w:bottom w:val="single" w:sz="4" w:space="0" w:color="auto"/>
-              <w:right w:val="single" w:sz="4" w:space="0" w:color="auto"/>
-            </w:tcBorders>
           </w:tcPr>
           <w:p>
             <w:pPr>
@@ -12885,12 +12930,6 @@
           <w:tcPr>
             <w:tcW w:w="2915" w:type="dxa"/>
             <w:gridSpan w:val="2"/>
-            <w:tcBorders>
-              <w:top w:val="single" w:sz="4" w:space="0" w:color="auto"/>
-              <w:left w:val="single" w:sz="4" w:space="0" w:color="auto"/>
-              <w:bottom w:val="single" w:sz="4" w:space="0" w:color="auto"/>
-              <w:right w:val="single" w:sz="4" w:space="0" w:color="auto"/>
-            </w:tcBorders>
           </w:tcPr>
           <w:p>
             <w:pPr>
@@ -13910,12 +13949,6 @@
         <w:tc>
           <w:tcPr>
             <w:tcW w:w="2694" w:type="dxa"/>
-            <w:tcBorders>
-              <w:top w:val="single" w:sz="4" w:space="0" w:color="auto"/>
-              <w:left w:val="single" w:sz="4" w:space="0" w:color="auto"/>
-              <w:bottom w:val="single" w:sz="4" w:space="0" w:color="auto"/>
-              <w:right w:val="single" w:sz="4" w:space="0" w:color="auto"/>
-            </w:tcBorders>
           </w:tcPr>
           <w:p>
             <w:pPr>
@@ -14446,12 +14479,6 @@
         <w:tc>
           <w:tcPr>
             <w:tcW w:w="2834" w:type="dxa"/>
-            <w:tcBorders>
-              <w:top w:val="single" w:sz="4" w:space="0" w:color="auto"/>
-              <w:left w:val="single" w:sz="4" w:space="0" w:color="auto"/>
-              <w:bottom w:val="single" w:sz="4" w:space="0" w:color="auto"/>
-              <w:right w:val="single" w:sz="4" w:space="0" w:color="auto"/>
-            </w:tcBorders>
           </w:tcPr>
           <w:p>
             <w:pPr>
@@ -15324,9 +15351,6 @@
           <w:tcPr>
             <w:tcW w:w="5387" w:type="dxa"/>
             <w:gridSpan w:val="3"/>
-            <w:tcBorders>
-              <w:top w:val="single" w:sz="4" w:space="0" w:color="auto"/>
-            </w:tcBorders>
           </w:tcPr>
           <w:p>
             <w:pPr>
@@ -15528,9 +15552,6 @@
           <w:tcPr>
             <w:tcW w:w="5528" w:type="dxa"/>
             <w:gridSpan w:val="2"/>
-            <w:tcBorders>
-              <w:top w:val="single" w:sz="4" w:space="0" w:color="auto"/>
-            </w:tcBorders>
           </w:tcPr>
           <w:p>
             <w:pPr>
@@ -16659,7 +16680,6 @@
                       <w:rFonts w:ascii="Times New Roman" w:hAnsi="Times New Roman"/>
                       <w:sz w:val="14"/>
                       <w:szCs w:val="14"/>
-                      <w:lang w:val="en-US"/>
                     </w:rPr>
                     <w:t xml:space="preserve"> </w:t>
                   </w:r>
@@ -16677,7 +16697,6 @@
                       <w:rFonts w:ascii="Times New Roman" w:hAnsi="Times New Roman"/>
                       <w:sz w:val="14"/>
                       <w:szCs w:val="14"/>
-                      <w:lang w:val="en-US"/>
                     </w:rPr>
                     <w:t xml:space="preserve"> </w:t>
                   </w:r>
@@ -25291,6 +25310,7 @@
     <w:lsdException w:name="HTML Sample" w:semiHidden="1" w:unhideWhenUsed="1"/>
     <w:lsdException w:name="HTML Typewriter" w:semiHidden="1" w:unhideWhenUsed="1"/>
     <w:lsdException w:name="HTML Variable" w:semiHidden="1" w:unhideWhenUsed="1"/>
+    <w:lsdException w:name="Normal Table" w:semiHidden="1" w:unhideWhenUsed="1"/>
     <w:lsdException w:name="annotation subject" w:semiHidden="1" w:unhideWhenUsed="1"/>
     <w:lsdException w:name="No List" w:semiHidden="1" w:unhideWhenUsed="1"/>
     <w:lsdException w:name="Outline List 1" w:semiHidden="1" w:unhideWhenUsed="1"/>
@@ -25337,8 +25357,10 @@
     <w:lsdException w:name="Table Subtle 2" w:semiHidden="1" w:unhideWhenUsed="1"/>
     <w:lsdException w:name="Table Web 1" w:semiHidden="1" w:unhideWhenUsed="1"/>
     <w:lsdException w:name="Table Web 2" w:semiHidden="1" w:unhideWhenUsed="1"/>
+    <w:lsdException w:name="Table Web 3" w:semiHidden="1" w:unhideWhenUsed="1"/>
     <w:lsdException w:name="Balloon Text" w:semiHidden="1" w:unhideWhenUsed="1"/>
     <w:lsdException w:name="Table Grid" w:uiPriority="0"/>
+    <w:lsdException w:name="Table Theme" w:semiHidden="1" w:unhideWhenUsed="1"/>
     <w:lsdException w:name="Placeholder Text" w:semiHidden="1"/>
     <w:lsdException w:name="No Spacing" w:uiPriority="1" w:qFormat="1"/>
     <w:lsdException w:name="Light Shading" w:uiPriority="60"/>
